--- a/RelazioneNewMonopoly.docx
+++ b/RelazioneNewMonopoly.docx
@@ -9610,7 +9610,6 @@
       </w:pPr>
       <w:bookmarkStart w:id="0" w:name="_Toc189060932"/>
       <w:r>
-        <w:lastRenderedPageBreak/>
         <w:t>Guida utente</w:t>
       </w:r>
       <w:bookmarkEnd w:id="0"/>
@@ -9668,7 +9667,13 @@
         <w:t xml:space="preserve"> avviare il gioco </w:t>
       </w:r>
       <w:r>
-        <w:t>è necessario a</w:t>
+        <w:t xml:space="preserve">è necessario </w:t>
+      </w:r>
+      <w:r>
+        <w:t xml:space="preserve">scaricare l’ultima versione di node.js </w:t>
+      </w:r>
+      <w:r>
+        <w:t>a</w:t>
       </w:r>
       <w:r>
         <w:t>prire il</w:t>
@@ -9684,6 +9689,9 @@
       </w:r>
       <w:r>
         <w:t xml:space="preserve">nd </w:t>
+      </w:r>
+      <w:r>
+        <w:t xml:space="preserve">nella cartella NewMonopolyBackEnd </w:t>
       </w:r>
       <w:r>
         <w:t>utilizzando un ambiente di sviluppo integrato (</w:t>
@@ -10212,7 +10220,6 @@
     </w:p>
     <w:p>
       <w:r>
-        <w:lastRenderedPageBreak/>
         <w:t xml:space="preserve">Se un giocatore lancia un dado doppio ha </w:t>
       </w:r>
       <w:r>
@@ -10689,7 +10696,6 @@
       </w:pPr>
       <w:bookmarkStart w:id="11" w:name="_Toc189060943"/>
       <w:r>
-        <w:lastRenderedPageBreak/>
         <w:t>Capitolo</w:t>
       </w:r>
       <w:r>
@@ -11102,7 +11108,6 @@
           <w:b/>
           <w:bCs/>
         </w:rPr>
-        <w:lastRenderedPageBreak/>
         <w:t>Gestione del tabellone:</w:t>
       </w:r>
     </w:p>
@@ -11586,7 +11591,6 @@
           <w:b/>
           <w:bCs/>
         </w:rPr>
-        <w:lastRenderedPageBreak/>
         <w:t>Efficienza:</w:t>
       </w:r>
     </w:p>
@@ -12078,9 +12082,8 @@
         <w:rPr>
           <w:noProof/>
         </w:rPr>
-        <w:lastRenderedPageBreak/>
         <w:drawing>
-          <wp:anchor distT="0" distB="0" distL="114300" distR="114300" simplePos="0" relativeHeight="251610624" behindDoc="0" locked="0" layoutInCell="1" allowOverlap="1" wp14:anchorId="6ABA8C5D" wp14:editId="7E7A7967">
+          <wp:anchor distT="0" distB="0" distL="114300" distR="114300" simplePos="0" relativeHeight="251610624" behindDoc="0" locked="0" layoutInCell="1" allowOverlap="1" wp14:anchorId="6ABA8C5D" wp14:editId="6947FC2B">
             <wp:simplePos x="0" y="0"/>
             <wp:positionH relativeFrom="page">
               <wp:align>right</wp:align>
@@ -12165,7 +12168,6 @@
       </w:pPr>
       <w:bookmarkStart w:id="18" w:name="_Toc189060950"/>
       <w:r>
-        <w:lastRenderedPageBreak/>
         <w:t>Capitolo</w:t>
       </w:r>
       <w:r>
@@ -12423,7 +12425,6 @@
       </w:pPr>
       <w:bookmarkStart w:id="21" w:name="_Toc189060953"/>
       <w:r>
-        <w:lastRenderedPageBreak/>
         <w:t>Diagramma di sequenza di sistema</w:t>
       </w:r>
       <w:bookmarkEnd w:id="21"/>
@@ -12542,7 +12543,6 @@
         <w:rPr>
           <w:noProof/>
         </w:rPr>
-        <w:lastRenderedPageBreak/>
         <w:drawing>
           <wp:anchor distT="0" distB="0" distL="114300" distR="114300" simplePos="0" relativeHeight="251637248" behindDoc="0" locked="0" layoutInCell="1" allowOverlap="1" wp14:anchorId="7CAB8173" wp14:editId="1F71CEA1">
             <wp:simplePos x="0" y="0"/>
@@ -12737,7 +12737,6 @@
       </w:pPr>
       <w:bookmarkStart w:id="25" w:name="_Toc189060957"/>
       <w:r>
-        <w:lastRenderedPageBreak/>
         <w:t xml:space="preserve">Caso d’Uso: </w:t>
       </w:r>
       <w:r>
@@ -12821,21 +12820,7 @@
           <w:sz w:val="18"/>
           <w:szCs w:val="18"/>
         </w:rPr>
-        <w:t>controllo punti fedeltà da backend</w:t>
-      </w:r>
-      <w:r>
-        <w:rPr>
-          <w:sz w:val="18"/>
-          <w:szCs w:val="18"/>
-        </w:rPr>
-        <w:t xml:space="preserve">: </w:t>
-      </w:r>
-      <w:r>
-        <w:rPr>
-          <w:sz w:val="18"/>
-          <w:szCs w:val="18"/>
-        </w:rPr>
-        <w:t>se saldoGiocatore</w:t>
+        <w:t>controllo punti fedeltà da backend: se saldoGiocatore</w:t>
       </w:r>
       <w:r>
         <w:rPr>
@@ -13029,7 +13014,6 @@
       </w:pPr>
       <w:bookmarkStart w:id="28" w:name="_Toc189060960"/>
       <w:r>
-        <w:lastRenderedPageBreak/>
         <w:t xml:space="preserve">Caso d’Uso: </w:t>
       </w:r>
       <w:r>
@@ -13131,7 +13115,6 @@
         <w:rPr>
           <w:noProof/>
         </w:rPr>
-        <w:lastRenderedPageBreak/>
         <w:drawing>
           <wp:anchor distT="0" distB="0" distL="114300" distR="114300" simplePos="0" relativeHeight="251670016" behindDoc="0" locked="0" layoutInCell="1" allowOverlap="1" wp14:anchorId="195B64E6" wp14:editId="1D118C70">
             <wp:simplePos x="0" y="0"/>
@@ -13236,6 +13219,9 @@
     </w:p>
     <w:p>
       <w:r>
+        <w:rPr>
+          <w:noProof/>
+        </w:rPr>
         <w:drawing>
           <wp:anchor distT="0" distB="0" distL="114300" distR="114300" simplePos="0" relativeHeight="251682304" behindDoc="0" locked="0" layoutInCell="1" allowOverlap="1" wp14:anchorId="749D9CF8" wp14:editId="4204CE44">
             <wp:simplePos x="0" y="0"/>
@@ -13313,7 +13299,6 @@
         <w:rPr>
           <w:noProof/>
         </w:rPr>
-        <w:lastRenderedPageBreak/>
         <w:drawing>
           <wp:anchor distT="0" distB="0" distL="114300" distR="114300" simplePos="0" relativeHeight="251695616" behindDoc="0" locked="0" layoutInCell="1" allowOverlap="1" wp14:anchorId="4EFDEF66" wp14:editId="38E2EF5C">
             <wp:simplePos x="0" y="0"/>
@@ -13389,7 +13374,6 @@
       </w:pPr>
       <w:bookmarkStart w:id="32" w:name="_Toc189060964"/>
       <w:r>
-        <w:lastRenderedPageBreak/>
         <w:t>Caso d’Uso: LasciaPrigione</w:t>
       </w:r>
       <w:bookmarkEnd w:id="32"/>
@@ -13472,7 +13456,6 @@
         <w:rPr>
           <w:color w:val="auto"/>
         </w:rPr>
-        <w:lastRenderedPageBreak/>
         <w:t>Caso d’Uso: GestisciProprietà</w:t>
       </w:r>
       <w:bookmarkEnd w:id="33"/>
@@ -13491,7 +13474,7 @@
           <w:noProof/>
         </w:rPr>
         <w:drawing>
-          <wp:inline distT="0" distB="0" distL="0" distR="0" wp14:anchorId="487ABDBF" wp14:editId="5C59E50A">
+          <wp:inline distT="0" distB="0" distL="0" distR="0" wp14:anchorId="487ABDBF" wp14:editId="6A5F68E5">
             <wp:extent cx="4552950" cy="8405220"/>
             <wp:effectExtent l="0" t="0" r="0" b="0"/>
             <wp:docPr id="1300447154" name="Picture 3" descr="A white sheet of paper with black text&#10;&#10;Description automatically generated"/>
@@ -13542,7 +13525,6 @@
       </w:pPr>
       <w:bookmarkStart w:id="34" w:name="_Toc189060966"/>
       <w:r>
-        <w:lastRenderedPageBreak/>
         <w:t>Capitolo</w:t>
       </w:r>
       <w:r>
@@ -13759,7 +13741,6 @@
       </w:pPr>
       <w:bookmarkStart w:id="36" w:name="_Toc189060968"/>
       <w:r>
-        <w:lastRenderedPageBreak/>
         <w:t xml:space="preserve">Diagramma dell’architettura </w:t>
       </w:r>
       <w:r>
@@ -13845,7 +13826,6 @@
       </w:pPr>
       <w:bookmarkStart w:id="37" w:name="_Toc189060969"/>
       <w:r>
-        <w:lastRenderedPageBreak/>
         <w:t>F</w:t>
       </w:r>
       <w:r>
@@ -13855,6 +13835,9 @@
     </w:p>
     <w:p>
       <w:r>
+        <w:rPr>
+          <w:noProof/>
+        </w:rPr>
         <w:drawing>
           <wp:inline distT="0" distB="0" distL="0" distR="0" wp14:anchorId="1DD968B4" wp14:editId="04AA1AA4">
             <wp:extent cx="6120130" cy="3378200"/>
@@ -13904,6 +13887,9 @@
     </w:p>
     <w:p>
       <w:r>
+        <w:rPr>
+          <w:noProof/>
+        </w:rPr>
         <w:drawing>
           <wp:inline distT="0" distB="0" distL="0" distR="0" wp14:anchorId="226DF912" wp14:editId="5266711D">
             <wp:extent cx="6120130" cy="2774315"/>
@@ -13947,13 +13933,15 @@
       </w:pPr>
       <w:bookmarkStart w:id="39" w:name="_Toc189060971"/>
       <w:r>
-        <w:lastRenderedPageBreak/>
         <w:t>Backend</w:t>
       </w:r>
       <w:bookmarkEnd w:id="39"/>
     </w:p>
     <w:p>
       <w:r>
+        <w:rPr>
+          <w:noProof/>
+        </w:rPr>
         <w:drawing>
           <wp:inline distT="0" distB="0" distL="0" distR="0" wp14:anchorId="3C9E3232" wp14:editId="270F08E1">
             <wp:extent cx="6120130" cy="4108450"/>
@@ -14001,6 +13989,9 @@
     </w:p>
     <w:p>
       <w:r>
+        <w:rPr>
+          <w:noProof/>
+        </w:rPr>
         <w:drawing>
           <wp:inline distT="0" distB="0" distL="0" distR="0" wp14:anchorId="01E1F93C" wp14:editId="6C597E24">
             <wp:extent cx="6120130" cy="2320925"/>
@@ -14043,7 +14034,6 @@
         <w:pStyle w:val="Titolo4"/>
       </w:pPr>
       <w:r>
-        <w:lastRenderedPageBreak/>
         <w:t xml:space="preserve">Backend </w:t>
       </w:r>
       <w:r>
@@ -14055,6 +14045,9 @@
     </w:p>
     <w:p>
       <w:r>
+        <w:rPr>
+          <w:noProof/>
+        </w:rPr>
         <w:drawing>
           <wp:inline distT="0" distB="0" distL="0" distR="0" wp14:anchorId="3200577A" wp14:editId="7EEB4B6A">
             <wp:extent cx="6120130" cy="5291455"/>
@@ -14102,6 +14095,9 @@
     </w:p>
     <w:p>
       <w:r>
+        <w:rPr>
+          <w:noProof/>
+        </w:rPr>
         <w:drawing>
           <wp:inline distT="0" distB="0" distL="0" distR="0" wp14:anchorId="0E3518D5" wp14:editId="3ECADAD8">
             <wp:extent cx="6120130" cy="2260600"/>
@@ -14144,7 +14140,6 @@
         <w:pStyle w:val="Titolo4"/>
       </w:pPr>
       <w:r>
-        <w:lastRenderedPageBreak/>
         <w:t xml:space="preserve">Backend </w:t>
       </w:r>
       <w:r>
@@ -14156,6 +14151,9 @@
     </w:p>
     <w:p>
       <w:r>
+        <w:rPr>
+          <w:noProof/>
+        </w:rPr>
         <w:drawing>
           <wp:inline distT="0" distB="0" distL="0" distR="0" wp14:anchorId="2C9A660A" wp14:editId="29700888">
             <wp:extent cx="4172532" cy="2829320"/>
@@ -14209,6 +14207,9 @@
     </w:p>
     <w:p>
       <w:r>
+        <w:rPr>
+          <w:noProof/>
+        </w:rPr>
         <w:drawing>
           <wp:inline distT="0" distB="0" distL="0" distR="0" wp14:anchorId="59696BB7" wp14:editId="6C9A229C">
             <wp:extent cx="6120130" cy="3514725"/>
@@ -14259,6 +14260,9 @@
     </w:p>
     <w:p>
       <w:r>
+        <w:rPr>
+          <w:noProof/>
+        </w:rPr>
         <w:drawing>
           <wp:inline distT="0" distB="0" distL="0" distR="0" wp14:anchorId="0B51ED3B" wp14:editId="3182AB10">
             <wp:extent cx="6120130" cy="1630680"/>
@@ -14301,12 +14305,14 @@
         <w:pStyle w:val="Titolo4"/>
       </w:pPr>
       <w:r>
-        <w:lastRenderedPageBreak/>
         <w:t>Backend – Service</w:t>
       </w:r>
     </w:p>
     <w:p>
       <w:r>
+        <w:rPr>
+          <w:noProof/>
+        </w:rPr>
         <w:drawing>
           <wp:inline distT="0" distB="0" distL="0" distR="0" wp14:anchorId="183D1650" wp14:editId="5E1FF661">
             <wp:extent cx="6120130" cy="1903095"/>
@@ -14366,6 +14372,9 @@
     </w:p>
     <w:p>
       <w:r>
+        <w:rPr>
+          <w:noProof/>
+        </w:rPr>
         <w:drawing>
           <wp:inline distT="0" distB="0" distL="0" distR="0" wp14:anchorId="6D5EE69A" wp14:editId="45852F2C">
             <wp:extent cx="6120130" cy="3463290"/>
@@ -14416,7 +14425,6 @@
           <w:szCs w:val="24"/>
           <w:lang w:eastAsia="it-IT"/>
         </w:rPr>
-        <w:lastRenderedPageBreak/>
         <w:drawing>
           <wp:anchor distT="0" distB="0" distL="114300" distR="114300" simplePos="0" relativeHeight="251658257" behindDoc="0" locked="0" layoutInCell="1" allowOverlap="1" wp14:anchorId="4953ACBA" wp14:editId="6F080928">
             <wp:simplePos x="0" y="0"/>
@@ -14503,7 +14511,6 @@
       </w:pPr>
       <w:bookmarkStart w:id="41" w:name="_Toc189060973"/>
       <w:r>
-        <w:lastRenderedPageBreak/>
         <w:t>Diagramma di interazione</w:t>
       </w:r>
       <w:r>
@@ -14539,7 +14546,7 @@
           <w:noProof/>
         </w:rPr>
         <w:drawing>
-          <wp:inline distT="0" distB="0" distL="0" distR="0" wp14:anchorId="702605F7" wp14:editId="5CA013A2">
+          <wp:inline distT="0" distB="0" distL="0" distR="0" wp14:anchorId="702605F7" wp14:editId="2FA8660A">
             <wp:extent cx="6137031" cy="3552092"/>
             <wp:effectExtent l="0" t="0" r="0" b="0"/>
             <wp:docPr id="833566554" name="Immagine 61"/>
@@ -14556,7 +14563,7 @@
                     </pic:cNvPicPr>
                   </pic:nvPicPr>
                   <pic:blipFill rotWithShape="1">
-                    <a:blip r:embed="rId41">
+                    <a:blip r:embed="rId41" cstate="print">
                       <a:extLst>
                         <a:ext uri="{28A0092B-C50C-407E-A947-70E740481C1C}">
                           <a14:useLocalDpi xmlns:a14="http://schemas.microsoft.com/office/drawing/2010/main" val="0"/>
@@ -14630,7 +14637,7 @@
           <w:lang w:eastAsia="it-IT"/>
         </w:rPr>
         <w:drawing>
-          <wp:inline distT="0" distB="0" distL="0" distR="0" wp14:anchorId="2772C737" wp14:editId="5E542E2B">
+          <wp:inline distT="0" distB="0" distL="0" distR="0" wp14:anchorId="2772C737" wp14:editId="57B0AB4C">
             <wp:extent cx="6113780" cy="2233246"/>
             <wp:effectExtent l="0" t="0" r="1270" b="0"/>
             <wp:docPr id="1027060046" name="Immagine 62"/>
@@ -14647,7 +14654,7 @@
                     </pic:cNvPicPr>
                   </pic:nvPicPr>
                   <pic:blipFill rotWithShape="1">
-                    <a:blip r:embed="rId42">
+                    <a:blip r:embed="rId42" cstate="print">
                       <a:extLst>
                         <a:ext uri="{28A0092B-C50C-407E-A947-70E740481C1C}">
                           <a14:useLocalDpi xmlns:a14="http://schemas.microsoft.com/office/drawing/2010/main" val="0"/>
@@ -14689,7 +14696,6 @@
       </w:pPr>
       <w:bookmarkStart w:id="44" w:name="_Toc189060976"/>
       <w:r>
-        <w:lastRenderedPageBreak/>
         <w:t xml:space="preserve">Diagramma </w:t>
       </w:r>
       <w:r>
@@ -14980,7 +14986,6 @@
       </w:pPr>
       <w:bookmarkStart w:id="50" w:name="_Toc189060982"/>
       <w:r>
-        <w:lastRenderedPageBreak/>
         <w:t>Connessione</w:t>
       </w:r>
       <w:r>
@@ -15049,7 +15054,6 @@
       </w:pPr>
       <w:bookmarkStart w:id="51" w:name="_Toc189060983"/>
       <w:r>
-        <w:lastRenderedPageBreak/>
         <w:t>Abbandona Partita</w:t>
       </w:r>
       <w:bookmarkEnd w:id="51"/>
@@ -15115,7 +15119,6 @@
       </w:pPr>
       <w:bookmarkStart w:id="52" w:name="_Toc189060984"/>
       <w:r>
-        <w:lastRenderedPageBreak/>
         <w:t>Diagramma UML del database</w:t>
       </w:r>
       <w:bookmarkEnd w:id="52"/>
@@ -15621,7 +15624,6 @@
           <w:i/>
           <w:iCs/>
         </w:rPr>
-        <w:lastRenderedPageBreak/>
         <w:t>Parametri:</w:t>
       </w:r>
       <w:r>
@@ -16204,7 +16206,6 @@
       </w:pPr>
       <w:bookmarkStart w:id="53" w:name="_Toc189060985"/>
       <w:r>
-        <w:lastRenderedPageBreak/>
         <w:t>C</w:t>
       </w:r>
       <w:r>
@@ -16268,14 +16269,7 @@
           <w:b/>
           <w:bCs/>
         </w:rPr>
-        <w:t>JavaScrip</w:t>
-      </w:r>
-      <w:r>
-        <w:rPr>
-          <w:b/>
-          <w:bCs/>
-        </w:rPr>
-        <w:t>t</w:t>
+        <w:t>JavaScript</w:t>
       </w:r>
       <w:r>
         <w:t xml:space="preserve">, </w:t>
@@ -16556,11 +16550,7 @@
         <w:t>Routing</w:t>
       </w:r>
       <w:r>
-        <w:t xml:space="preserve"> da quella di </w:t>
-      </w:r>
-      <w:r>
-        <w:lastRenderedPageBreak/>
-        <w:t xml:space="preserve">elaborazione degli eventi, si riduce significativamente la complessità del sistema, rendendolo più leggibile e </w:t>
+        <w:t xml:space="preserve"> da quella di elaborazione degli eventi, si riduce significativamente la complessità del sistema, rendendolo più leggibile e </w:t>
       </w:r>
       <w:r>
         <w:t>mantenibile</w:t>
@@ -16935,7 +16925,6 @@
           <w:b/>
           <w:bCs/>
         </w:rPr>
-        <w:lastRenderedPageBreak/>
         <w:t xml:space="preserve">Rimozione della </w:t>
       </w:r>
       <w:r>
@@ -23784,15 +23773,16 @@
 </file>
 
 <file path=customXml/item2.xml><?xml version="1.0" encoding="utf-8"?>
-<?mso-contentType ?>
-<FormTemplates xmlns="http://schemas.microsoft.com/sharepoint/v3/contenttype/forms">
-  <Display>DocumentLibraryForm</Display>
-  <Edit>DocumentLibraryForm</Edit>
-  <New>DocumentLibraryForm</New>
-</FormTemplates>
+<p:properties xmlns:p="http://schemas.microsoft.com/office/2006/metadata/properties" xmlns:xsi="http://www.w3.org/2001/XMLSchema-instance" xmlns:pc="http://schemas.microsoft.com/office/infopath/2007/PartnerControls">
+  <documentManagement/>
+</p:properties>
 </file>
 
 <file path=customXml/item3.xml><?xml version="1.0" encoding="utf-8"?>
+<b:Sources xmlns:b="http://schemas.openxmlformats.org/officeDocument/2006/bibliography" xmlns="http://schemas.openxmlformats.org/officeDocument/2006/bibliography" SelectedStyle="\APASixthEditionOfficeOnline.xsl" StyleName="APA" Version="6"/>
+</file>
+
+<file path=customXml/item4.xml><?xml version="1.0" encoding="utf-8"?>
 <ct:contentTypeSchema xmlns:ct="http://schemas.microsoft.com/office/2006/metadata/contentType" xmlns:ma="http://schemas.microsoft.com/office/2006/metadata/properties/metaAttributes" ct:_="" ma:_="" ma:contentTypeName="Documento" ma:contentTypeID="0x010100134033DC4B84934B973ADACD0EFF0E1D" ma:contentTypeVersion="0" ma:contentTypeDescription="Creare un nuovo documento." ma:contentTypeScope="" ma:versionID="331230effd0a28a6960d32bc3c07a988">
   <xsd:schema xmlns:xsd="http://www.w3.org/2001/XMLSchema" xmlns:xs="http://www.w3.org/2001/XMLSchema" xmlns:p="http://schemas.microsoft.com/office/2006/metadata/properties" targetNamespace="http://schemas.microsoft.com/office/2006/metadata/properties" ma:root="true" ma:fieldsID="ba82a1d909501621f114d4d46fa682b3">
     <xsd:element name="properties">
@@ -23906,14 +23896,13 @@
 </ct:contentTypeSchema>
 </file>
 
-<file path=customXml/item4.xml><?xml version="1.0" encoding="utf-8"?>
-<b:Sources xmlns:b="http://schemas.openxmlformats.org/officeDocument/2006/bibliography" xmlns="http://schemas.openxmlformats.org/officeDocument/2006/bibliography" SelectedStyle="\APASixthEditionOfficeOnline.xsl" StyleName="APA" Version="6"/>
-</file>
-
 <file path=customXml/item5.xml><?xml version="1.0" encoding="utf-8"?>
-<p:properties xmlns:p="http://schemas.microsoft.com/office/2006/metadata/properties" xmlns:xsi="http://www.w3.org/2001/XMLSchema-instance" xmlns:pc="http://schemas.microsoft.com/office/infopath/2007/PartnerControls">
-  <documentManagement/>
-</p:properties>
+<?mso-contentType ?>
+<FormTemplates xmlns="http://schemas.microsoft.com/sharepoint/v3/contenttype/forms">
+  <Display>DocumentLibraryForm</Display>
+  <Edit>DocumentLibraryForm</Edit>
+  <New>DocumentLibraryForm</New>
+</FormTemplates>
 </file>
 
 <file path=customXml/itemProps1.xml><?xml version="1.0" encoding="utf-8"?>
@@ -23925,14 +23914,23 @@
 </file>
 
 <file path=customXml/itemProps2.xml><?xml version="1.0" encoding="utf-8"?>
-<ds:datastoreItem xmlns:ds="http://schemas.openxmlformats.org/officeDocument/2006/customXml" ds:itemID="{CC8217E7-D83A-4455-879F-A881792B6141}">
+<ds:datastoreItem xmlns:ds="http://schemas.openxmlformats.org/officeDocument/2006/customXml" ds:itemID="{5F6344A7-F494-4417-BF26-2AC6975E56B8}">
   <ds:schemaRefs>
-    <ds:schemaRef ds:uri="http://schemas.microsoft.com/sharepoint/v3/contenttype/forms"/>
+    <ds:schemaRef ds:uri="http://schemas.microsoft.com/office/2006/metadata/properties"/>
+    <ds:schemaRef ds:uri="http://schemas.microsoft.com/office/infopath/2007/PartnerControls"/>
   </ds:schemaRefs>
 </ds:datastoreItem>
 </file>
 
 <file path=customXml/itemProps3.xml><?xml version="1.0" encoding="utf-8"?>
+<ds:datastoreItem xmlns:ds="http://schemas.openxmlformats.org/officeDocument/2006/customXml" ds:itemID="{697171A2-7C6F-4A31-BAC2-618208EBECA2}">
+  <ds:schemaRefs>
+    <ds:schemaRef ds:uri="http://schemas.openxmlformats.org/officeDocument/2006/bibliography"/>
+  </ds:schemaRefs>
+</ds:datastoreItem>
+</file>
+
+<file path=customXml/itemProps4.xml><?xml version="1.0" encoding="utf-8"?>
 <ds:datastoreItem xmlns:ds="http://schemas.openxmlformats.org/officeDocument/2006/customXml" ds:itemID="{6312ED13-DB00-4219-9EA4-84FA8B0A2D9C}">
   <ds:schemaRefs>
     <ds:schemaRef ds:uri="http://schemas.microsoft.com/office/2006/metadata/contentType"/>
@@ -23948,19 +23946,10 @@
 </ds:datastoreItem>
 </file>
 
-<file path=customXml/itemProps4.xml><?xml version="1.0" encoding="utf-8"?>
-<ds:datastoreItem xmlns:ds="http://schemas.openxmlformats.org/officeDocument/2006/customXml" ds:itemID="{697171A2-7C6F-4A31-BAC2-618208EBECA2}">
+<file path=customXml/itemProps5.xml><?xml version="1.0" encoding="utf-8"?>
+<ds:datastoreItem xmlns:ds="http://schemas.openxmlformats.org/officeDocument/2006/customXml" ds:itemID="{CC8217E7-D83A-4455-879F-A881792B6141}">
   <ds:schemaRefs>
-    <ds:schemaRef ds:uri="http://schemas.openxmlformats.org/officeDocument/2006/bibliography"/>
-  </ds:schemaRefs>
-</ds:datastoreItem>
-</file>
-
-<file path=customXml/itemProps5.xml><?xml version="1.0" encoding="utf-8"?>
-<ds:datastoreItem xmlns:ds="http://schemas.openxmlformats.org/officeDocument/2006/customXml" ds:itemID="{5F6344A7-F494-4417-BF26-2AC6975E56B8}">
-  <ds:schemaRefs>
-    <ds:schemaRef ds:uri="http://schemas.microsoft.com/office/2006/metadata/properties"/>
-    <ds:schemaRef ds:uri="http://schemas.microsoft.com/office/infopath/2007/PartnerControls"/>
+    <ds:schemaRef ds:uri="http://schemas.microsoft.com/sharepoint/v3/contenttype/forms"/>
   </ds:schemaRefs>
 </ds:datastoreItem>
 </file>